--- a/tests/org.obeonetwork.m2doc.tests/resources/documentServices/integerDocumentProperty/integerDocumentProperty-expected-generation.docx
+++ b/tests/org.obeonetwork.m2doc.tests/resources/documentServices/integerDocumentProperty/integerDocumentProperty-expected-generation.docx
@@ -336,29 +336,29 @@
 	at org.eclipse.emf.ecore.util.Switch.doSwitch(Switch.java:69)
 	at org.eclipse.acceleo.query.parser.AstEvaluator.eval(AstEvaluator.java:109)
 	at org.eclipse.acceleo.query.runtime.impl.QueryEvaluationEngine.eval(QueryEvaluationEngine.java:52)
-	at org.obeonetwork.m2doc.generator.M2DocEvaluator.caseQuery(M2DocEvaluator.java:659)
+	at org.obeonetwork.m2doc.generator.M2DocEvaluator.caseQuery(M2DocEvaluator.java:707)
 	at org.obeonetwork.m2doc.generator.M2DocEvaluator.caseQuery(M2DocEvaluator.java:1)
 	at org.obeonetwork.m2doc.template.util.TemplateSwitch.doSwitch(TemplateSwitch.java:186)
 	at org.eclipse.emf.ecore.util.Switch.doSwitch(Switch.java:53)
 	at org.eclipse.emf.ecore.util.Switch.doSwitch(Switch.java:69)
-	at org.obeonetwork.m2doc.generator.M2DocEvaluator.doSwitch(M2DocEvaluator.java:2022)
-	at org.obeonetwork.m2doc.generator.M2DocEvaluator.caseBlock(M2DocEvaluator.java:2247)
+	at org.obeonetwork.m2doc.generator.M2DocEvaluator.doSwitch(M2DocEvaluator.java:2173)
+	at org.obeonetwork.m2doc.generator.M2DocEvaluator.caseBlock(M2DocEvaluator.java:2398)
 	at org.obeonetwork.m2doc.generator.M2DocEvaluator.caseBlock(M2DocEvaluator.java:1)
 	at org.obeonetwork.m2doc.template.util.TemplateSwitch.doSwitch(TemplateSwitch.java:199)
 	at org.eclipse.emf.ecore.util.Switch.doSwitch(Switch.java:53)
 	at org.eclipse.emf.ecore.util.Switch.doSwitch(Switch.java:69)
-	at org.obeonetwork.m2doc.generator.M2DocEvaluator.doSwitch(M2DocEvaluator.java:2022)
-	at org.obeonetwork.m2doc.generator.M2DocEvaluator.caseDocumentTemplate(M2DocEvaluator.java:340)
+	at org.obeonetwork.m2doc.generator.M2DocEvaluator.doSwitch(M2DocEvaluator.java:2173)
+	at org.obeonetwork.m2doc.generator.M2DocEvaluator.caseDocumentTemplate(M2DocEvaluator.java:353)
 	at org.obeonetwork.m2doc.generator.M2DocEvaluator.caseDocumentTemplate(M2DocEvaluator.java:1)
 	at org.obeonetwork.m2doc.template.util.TemplateSwitch.doSwitch(TemplateSwitch.java:279)
 	at org.eclipse.emf.ecore.util.Switch.doSwitch(Switch.java:53)
 	at org.eclipse.emf.ecore.util.Switch.doSwitch(Switch.java:69)
-	at org.obeonetwork.m2doc.generator.M2DocEvaluator.doSwitch(M2DocEvaluator.java:2022)
-	at org.obeonetwork.m2doc.generator.M2DocEvaluator.generate(M2DocEvaluator.java:324)
+	at org.obeonetwork.m2doc.generator.M2DocEvaluator.doSwitch(M2DocEvaluator.java:2173)
+	at org.obeonetwork.m2doc.generator.M2DocEvaluator.generate(M2DocEvaluator.java:337)
 	at org.obeonetwork.m2doc.util.M2DocUtils.generate(M2DocUtils.java:912)
-	at org.obeonetwork.m2doc.tests.AbstractTemplatesTestSuite.prepareoutputAndGenerate(AbstractTemplatesTestSuite.java:497)
-	at org.obeonetwork.m2doc.tests.AbstractTemplatesTestSuite.generation(AbstractTemplatesTestSuite.java:391)
-	at jdk.internal.reflect.GeneratedMethodAccessor5.invoke(Unknown Source)
+	at org.obeonetwork.m2doc.tests.AbstractTemplatesTestSuite.prepareoutputAndGenerate(AbstractTemplatesTestSuite.java:500)
+	at org.obeonetwork.m2doc.tests.AbstractTemplatesTestSuite.generation(AbstractTemplatesTestSuite.java:395)
+	at jdk.internal.reflect.GeneratedMethodAccessor4.invoke(Unknown Source)
 	at java.base/jdk.internal.reflect.DelegatingMethodAccessorImpl.invoke(DelegatingMethodAccessorImpl.java:43)
 	at java.base/java.lang.reflect.Method.invoke(Method.java:569)
 	at org.junit.runners.model.FrameworkMethod$1.runReflectiveCall(FrameworkMethod.java:59)
@@ -386,6 +386,24 @@
 	at org.junit.runners.ParentRunner$2.evaluate(ParentRunner.java:293)
 	at org.junit.internal.runners.statements.RunBefores.evaluate(RunBefores.java:26)
 	at org.junit.internal.runners.statements.RunAfters.evaluate(RunAfters.java:27)
+	at org.junit.runners.ParentRunner$3.evaluate(ParentRunner.java:306)
+	at org.junit.runners.ParentRunner.run(ParentRunner.java:413)
+	at org.junit.runners.Suite.runChild(Suite.java:128)
+	at org.junit.runners.Suite.runChild(Suite.java:27)
+	at org.junit.runners.ParentRunner$4.run(ParentRunner.java:331)
+	at org.junit.runners.ParentRunner$1.schedule(ParentRunner.java:79)
+	at org.junit.runners.ParentRunner.runChildren(ParentRunner.java:329)
+	at org.junit.runners.ParentRunner.access$100(ParentRunner.java:66)
+	at org.junit.runners.ParentRunner$2.evaluate(ParentRunner.java:293)
+	at org.junit.runners.ParentRunner$3.evaluate(ParentRunner.java:306)
+	at org.junit.runners.ParentRunner.run(ParentRunner.java:413)
+	at org.junit.runners.Suite.runChild(Suite.java:128)
+	at org.junit.runners.Suite.runChild(Suite.java:27)
+	at org.junit.runners.ParentRunner$4.run(ParentRunner.java:331)
+	at org.junit.runners.ParentRunner$1.schedule(ParentRunner.java:79)
+	at org.junit.runners.ParentRunner.runChildren(ParentRunner.java:329)
+	at org.junit.runners.ParentRunner.access$100(ParentRunner.java:66)
+	at org.junit.runners.ParentRunner$2.evaluate(ParentRunner.java:293)
 	at org.junit.runners.ParentRunner$3.evaluate(ParentRunner.java:306)
 	at org.junit.runners.ParentRunner.run(ParentRunner.java:413)
 	at org.eclipse.jdt.internal.junit4.runner.JUnit4TestReference.run(JUnit4TestReference.java:93)
@@ -443,29 +461,29 @@
 	at org.eclipse.emf.ecore.util.Switch.doSwitch(Switch.java:69)
 	at org.eclipse.acceleo.query.parser.AstEvaluator.eval(AstEvaluator.java:109)
 	at org.eclipse.acceleo.query.runtime.impl.QueryEvaluationEngine.eval(QueryEvaluationEngine.java:52)
-	at org.obeonetwork.m2doc.generator.M2DocEvaluator.caseQuery(M2DocEvaluator.java:659)
+	at org.obeonetwork.m2doc.generator.M2DocEvaluator.caseQuery(M2DocEvaluator.java:707)
 	at org.obeonetwork.m2doc.generator.M2DocEvaluator.caseQuery(M2DocEvaluator.java:1)
 	at org.obeonetwork.m2doc.template.util.TemplateSwitch.doSwitch(TemplateSwitch.java:186)
 	at org.eclipse.emf.ecore.util.Switch.doSwitch(Switch.java:53)
 	at org.eclipse.emf.ecore.util.Switch.doSwitch(Switch.java:69)
-	at org.obeonetwork.m2doc.generator.M2DocEvaluator.doSwitch(M2DocEvaluator.java:2022)
-	at org.obeonetwork.m2doc.generator.M2DocEvaluator.caseBlock(M2DocEvaluator.java:2247)
+	at org.obeonetwork.m2doc.generator.M2DocEvaluator.doSwitch(M2DocEvaluator.java:2173)
+	at org.obeonetwork.m2doc.generator.M2DocEvaluator.caseBlock(M2DocEvaluator.java:2398)
 	at org.obeonetwork.m2doc.generator.M2DocEvaluator.caseBlock(M2DocEvaluator.java:1)
 	at org.obeonetwork.m2doc.template.util.TemplateSwitch.doSwitch(TemplateSwitch.java:199)
 	at org.eclipse.emf.ecore.util.Switch.doSwitch(Switch.java:53)
 	at org.eclipse.emf.ecore.util.Switch.doSwitch(Switch.java:69)
-	at org.obeonetwork.m2doc.generator.M2DocEvaluator.doSwitch(M2DocEvaluator.java:2022)
-	at org.obeonetwork.m2doc.generator.M2DocEvaluator.caseDocumentTemplate(M2DocEvaluator.java:340)
+	at org.obeonetwork.m2doc.generator.M2DocEvaluator.doSwitch(M2DocEvaluator.java:2173)
+	at org.obeonetwork.m2doc.generator.M2DocEvaluator.caseDocumentTemplate(M2DocEvaluator.java:353)
 	at org.obeonetwork.m2doc.generator.M2DocEvaluator.caseDocumentTemplate(M2DocEvaluator.java:1)
 	at org.obeonetwork.m2doc.template.util.TemplateSwitch.doSwitch(TemplateSwitch.java:279)
 	at org.eclipse.emf.ecore.util.Switch.doSwitch(Switch.java:53)
 	at org.eclipse.emf.ecore.util.Switch.doSwitch(Switch.java:69)
-	at org.obeonetwork.m2doc.generator.M2DocEvaluator.doSwitch(M2DocEvaluator.java:2022)
-	at org.obeonetwork.m2doc.generator.M2DocEvaluator.generate(M2DocEvaluator.java:324)
+	at org.obeonetwork.m2doc.generator.M2DocEvaluator.doSwitch(M2DocEvaluator.java:2173)
+	at org.obeonetwork.m2doc.generator.M2DocEvaluator.generate(M2DocEvaluator.java:337)
 	at org.obeonetwork.m2doc.util.M2DocUtils.generate(M2DocUtils.java:912)
-	at org.obeonetwork.m2doc.tests.AbstractTemplatesTestSuite.prepareoutputAndGenerate(AbstractTemplatesTestSuite.java:497)
-	at org.obeonetwork.m2doc.tests.AbstractTemplatesTestSuite.generation(AbstractTemplatesTestSuite.java:391)
-	at jdk.internal.reflect.GeneratedMethodAccessor5.invoke(Unknown Source)
+	at org.obeonetwork.m2doc.tests.AbstractTemplatesTestSuite.prepareoutputAndGenerate(AbstractTemplatesTestSuite.java:500)
+	at org.obeonetwork.m2doc.tests.AbstractTemplatesTestSuite.generation(AbstractTemplatesTestSuite.java:395)
+	at jdk.internal.reflect.GeneratedMethodAccessor4.invoke(Unknown Source)
 	at java.base/jdk.internal.reflect.DelegatingMethodAccessorImpl.invoke(DelegatingMethodAccessorImpl.java:43)
 	at java.base/java.lang.reflect.Method.invoke(Method.java:569)
 	at org.junit.runners.model.FrameworkMethod$1.runReflectiveCall(FrameworkMethod.java:59)
@@ -493,6 +511,24 @@
 	at org.junit.runners.ParentRunner$2.evaluate(ParentRunner.java:293)
 	at org.junit.internal.runners.statements.RunBefores.evaluate(RunBefores.java:26)
 	at org.junit.internal.runners.statements.RunAfters.evaluate(RunAfters.java:27)
+	at org.junit.runners.ParentRunner$3.evaluate(ParentRunner.java:306)
+	at org.junit.runners.ParentRunner.run(ParentRunner.java:413)
+	at org.junit.runners.Suite.runChild(Suite.java:128)
+	at org.junit.runners.Suite.runChild(Suite.java:27)
+	at org.junit.runners.ParentRunner$4.run(ParentRunner.java:331)
+	at org.junit.runners.ParentRunner$1.schedule(ParentRunner.java:79)
+	at org.junit.runners.ParentRunner.runChildren(ParentRunner.java:329)
+	at org.junit.runners.ParentRunner.access$100(ParentRunner.java:66)
+	at org.junit.runners.ParentRunner$2.evaluate(ParentRunner.java:293)
+	at org.junit.runners.ParentRunner$3.evaluate(ParentRunner.java:306)
+	at org.junit.runners.ParentRunner.run(ParentRunner.java:413)
+	at org.junit.runners.Suite.runChild(Suite.java:128)
+	at org.junit.runners.Suite.runChild(Suite.java:27)
+	at org.junit.runners.ParentRunner$4.run(ParentRunner.java:331)
+	at org.junit.runners.ParentRunner$1.schedule(ParentRunner.java:79)
+	at org.junit.runners.ParentRunner.runChildren(ParentRunner.java:329)
+	at org.junit.runners.ParentRunner.access$100(ParentRunner.java:66)
+	at org.junit.runners.ParentRunner$2.evaluate(ParentRunner.java:293)
 	at org.junit.runners.ParentRunner$3.evaluate(ParentRunner.java:306)
 	at org.junit.runners.ParentRunner.run(ParentRunner.java:413)
 	at org.eclipse.jdt.internal.junit4.runner.JUnit4TestReference.run(JUnit4TestReference.java:93)
@@ -550,29 +586,29 @@
 	at org.eclipse.emf.ecore.util.Switch.doSwitch(Switch.java:69)
 	at org.eclipse.acceleo.query.parser.AstEvaluator.eval(AstEvaluator.java:109)
 	at org.eclipse.acceleo.query.runtime.impl.QueryEvaluationEngine.eval(QueryEvaluationEngine.java:52)
-	at org.obeonetwork.m2doc.generator.M2DocEvaluator.caseQuery(M2DocEvaluator.java:659)
+	at org.obeonetwork.m2doc.generator.M2DocEvaluator.caseQuery(M2DocEvaluator.java:707)
 	at org.obeonetwork.m2doc.generator.M2DocEvaluator.caseQuery(M2DocEvaluator.java:1)
 	at org.obeonetwork.m2doc.template.util.TemplateSwitch.doSwitch(TemplateSwitch.java:186)
 	at org.eclipse.emf.ecore.util.Switch.doSwitch(Switch.java:53)
 	at org.eclipse.emf.ecore.util.Switch.doSwitch(Switch.java:69)
-	at org.obeonetwork.m2doc.generator.M2DocEvaluator.doSwitch(M2DocEvaluator.java:2022)
-	at org.obeonetwork.m2doc.generator.M2DocEvaluator.caseBlock(M2DocEvaluator.java:2247)
+	at org.obeonetwork.m2doc.generator.M2DocEvaluator.doSwitch(M2DocEvaluator.java:2173)
+	at org.obeonetwork.m2doc.generator.M2DocEvaluator.caseBlock(M2DocEvaluator.java:2398)
 	at org.obeonetwork.m2doc.generator.M2DocEvaluator.caseBlock(M2DocEvaluator.java:1)
 	at org.obeonetwork.m2doc.template.util.TemplateSwitch.doSwitch(TemplateSwitch.java:199)
 	at org.eclipse.emf.ecore.util.Switch.doSwitch(Switch.java:53)
 	at org.eclipse.emf.ecore.util.Switch.doSwitch(Switch.java:69)
-	at org.obeonetwork.m2doc.generator.M2DocEvaluator.doSwitch(M2DocEvaluator.java:2022)
-	at org.obeonetwork.m2doc.generator.M2DocEvaluator.caseDocumentTemplate(M2DocEvaluator.java:340)
+	at org.obeonetwork.m2doc.generator.M2DocEvaluator.doSwitch(M2DocEvaluator.java:2173)
+	at org.obeonetwork.m2doc.generator.M2DocEvaluator.caseDocumentTemplate(M2DocEvaluator.java:353)
 	at org.obeonetwork.m2doc.generator.M2DocEvaluator.caseDocumentTemplate(M2DocEvaluator.java:1)
 	at org.obeonetwork.m2doc.template.util.TemplateSwitch.doSwitch(TemplateSwitch.java:279)
 	at org.eclipse.emf.ecore.util.Switch.doSwitch(Switch.java:53)
 	at org.eclipse.emf.ecore.util.Switch.doSwitch(Switch.java:69)
-	at org.obeonetwork.m2doc.generator.M2DocEvaluator.doSwitch(M2DocEvaluator.java:2022)
-	at org.obeonetwork.m2doc.generator.M2DocEvaluator.generate(M2DocEvaluator.java:324)
+	at org.obeonetwork.m2doc.generator.M2DocEvaluator.doSwitch(M2DocEvaluator.java:2173)
+	at org.obeonetwork.m2doc.generator.M2DocEvaluator.generate(M2DocEvaluator.java:337)
 	at org.obeonetwork.m2doc.util.M2DocUtils.generate(M2DocUtils.java:912)
-	at org.obeonetwork.m2doc.tests.AbstractTemplatesTestSuite.prepareoutputAndGenerate(AbstractTemplatesTestSuite.java:497)
-	at org.obeonetwork.m2doc.tests.AbstractTemplatesTestSuite.generation(AbstractTemplatesTestSuite.java:391)
-	at jdk.internal.reflect.GeneratedMethodAccessor5.invoke(Unknown Source)
+	at org.obeonetwork.m2doc.tests.AbstractTemplatesTestSuite.prepareoutputAndGenerate(AbstractTemplatesTestSuite.java:500)
+	at org.obeonetwork.m2doc.tests.AbstractTemplatesTestSuite.generation(AbstractTemplatesTestSuite.java:395)
+	at jdk.internal.reflect.GeneratedMethodAccessor4.invoke(Unknown Source)
 	at java.base/jdk.internal.reflect.DelegatingMethodAccessorImpl.invoke(DelegatingMethodAccessorImpl.java:43)
 	at java.base/java.lang.reflect.Method.invoke(Method.java:569)
 	at org.junit.runners.model.FrameworkMethod$1.runReflectiveCall(FrameworkMethod.java:59)
@@ -600,6 +636,24 @@
 	at org.junit.runners.ParentRunner$2.evaluate(ParentRunner.java:293)
 	at org.junit.internal.runners.statements.RunBefores.evaluate(RunBefores.java:26)
 	at org.junit.internal.runners.statements.RunAfters.evaluate(RunAfters.java:27)
+	at org.junit.runners.ParentRunner$3.evaluate(ParentRunner.java:306)
+	at org.junit.runners.ParentRunner.run(ParentRunner.java:413)
+	at org.junit.runners.Suite.runChild(Suite.java:128)
+	at org.junit.runners.Suite.runChild(Suite.java:27)
+	at org.junit.runners.ParentRunner$4.run(ParentRunner.java:331)
+	at org.junit.runners.ParentRunner$1.schedule(ParentRunner.java:79)
+	at org.junit.runners.ParentRunner.runChildren(ParentRunner.java:329)
+	at org.junit.runners.ParentRunner.access$100(ParentRunner.java:66)
+	at org.junit.runners.ParentRunner$2.evaluate(ParentRunner.java:293)
+	at org.junit.runners.ParentRunner$3.evaluate(ParentRunner.java:306)
+	at org.junit.runners.ParentRunner.run(ParentRunner.java:413)
+	at org.junit.runners.Suite.runChild(Suite.java:128)
+	at org.junit.runners.Suite.runChild(Suite.java:27)
+	at org.junit.runners.ParentRunner$4.run(ParentRunner.java:331)
+	at org.junit.runners.ParentRunner$1.schedule(ParentRunner.java:79)
+	at org.junit.runners.ParentRunner.runChildren(ParentRunner.java:329)
+	at org.junit.runners.ParentRunner.access$100(ParentRunner.java:66)
+	at org.junit.runners.ParentRunner$2.evaluate(ParentRunner.java:293)
 	at org.junit.runners.ParentRunner$3.evaluate(ParentRunner.java:306)
 	at org.junit.runners.ParentRunner.run(ParentRunner.java:413)
 	at org.eclipse.jdt.internal.junit4.runner.JUnit4TestReference.run(JUnit4TestReference.java:93)
@@ -657,29 +711,29 @@
 	at org.eclipse.emf.ecore.util.Switch.doSwitch(Switch.java:69)
 	at org.eclipse.acceleo.query.parser.AstEvaluator.eval(AstEvaluator.java:109)
 	at org.eclipse.acceleo.query.runtime.impl.QueryEvaluationEngine.eval(QueryEvaluationEngine.java:52)
-	at org.obeonetwork.m2doc.generator.M2DocEvaluator.caseQuery(M2DocEvaluator.java:659)
+	at org.obeonetwork.m2doc.generator.M2DocEvaluator.caseQuery(M2DocEvaluator.java:707)
 	at org.obeonetwork.m2doc.generator.M2DocEvaluator.caseQuery(M2DocEvaluator.java:1)
 	at org.obeonetwork.m2doc.template.util.TemplateSwitch.doSwitch(TemplateSwitch.java:186)
 	at org.eclipse.emf.ecore.util.Switch.doSwitch(Switch.java:53)
 	at org.eclipse.emf.ecore.util.Switch.doSwitch(Switch.java:69)
-	at org.obeonetwork.m2doc.generator.M2DocEvaluator.doSwitch(M2DocEvaluator.java:2022)
-	at org.obeonetwork.m2doc.generator.M2DocEvaluator.caseBlock(M2DocEvaluator.java:2247)
+	at org.obeonetwork.m2doc.generator.M2DocEvaluator.doSwitch(M2DocEvaluator.java:2173)
+	at org.obeonetwork.m2doc.generator.M2DocEvaluator.caseBlock(M2DocEvaluator.java:2398)
 	at org.obeonetwork.m2doc.generator.M2DocEvaluator.caseBlock(M2DocEvaluator.java:1)
 	at org.obeonetwork.m2doc.template.util.TemplateSwitch.doSwitch(TemplateSwitch.java:199)
 	at org.eclipse.emf.ecore.util.Switch.doSwitch(Switch.java:53)
 	at org.eclipse.emf.ecore.util.Switch.doSwitch(Switch.java:69)
-	at org.obeonetwork.m2doc.generator.M2DocEvaluator.doSwitch(M2DocEvaluator.java:2022)
-	at org.obeonetwork.m2doc.generator.M2DocEvaluator.caseDocumentTemplate(M2DocEvaluator.java:340)
+	at org.obeonetwork.m2doc.generator.M2DocEvaluator.doSwitch(M2DocEvaluator.java:2173)
+	at org.obeonetwork.m2doc.generator.M2DocEvaluator.caseDocumentTemplate(M2DocEvaluator.java:353)
 	at org.obeonetwork.m2doc.generator.M2DocEvaluator.caseDocumentTemplate(M2DocEvaluator.java:1)
 	at org.obeonetwork.m2doc.template.util.TemplateSwitch.doSwitch(TemplateSwitch.java:279)
 	at org.eclipse.emf.ecore.util.Switch.doSwitch(Switch.java:53)
 	at org.eclipse.emf.ecore.util.Switch.doSwitch(Switch.java:69)
-	at org.obeonetwork.m2doc.generator.M2DocEvaluator.doSwitch(M2DocEvaluator.java:2022)
-	at org.obeonetwork.m2doc.generator.M2DocEvaluator.generate(M2DocEvaluator.java:324)
+	at org.obeonetwork.m2doc.generator.M2DocEvaluator.doSwitch(M2DocEvaluator.java:2173)
+	at org.obeonetwork.m2doc.generator.M2DocEvaluator.generate(M2DocEvaluator.java:337)
 	at org.obeonetwork.m2doc.util.M2DocUtils.generate(M2DocUtils.java:912)
-	at org.obeonetwork.m2doc.tests.AbstractTemplatesTestSuite.prepareoutputAndGenerate(AbstractTemplatesTestSuite.java:497)
-	at org.obeonetwork.m2doc.tests.AbstractTemplatesTestSuite.generation(AbstractTemplatesTestSuite.java:391)
-	at jdk.internal.reflect.GeneratedMethodAccessor5.invoke(Unknown Source)
+	at org.obeonetwork.m2doc.tests.AbstractTemplatesTestSuite.prepareoutputAndGenerate(AbstractTemplatesTestSuite.java:500)
+	at org.obeonetwork.m2doc.tests.AbstractTemplatesTestSuite.generation(AbstractTemplatesTestSuite.java:395)
+	at jdk.internal.reflect.GeneratedMethodAccessor4.invoke(Unknown Source)
 	at java.base/jdk.internal.reflect.DelegatingMethodAccessorImpl.invoke(DelegatingMethodAccessorImpl.java:43)
 	at java.base/java.lang.reflect.Method.invoke(Method.java:569)
 	at org.junit.runners.model.FrameworkMethod$1.runReflectiveCall(FrameworkMethod.java:59)
@@ -707,6 +761,24 @@
 	at org.junit.runners.ParentRunner$2.evaluate(ParentRunner.java:293)
 	at org.junit.internal.runners.statements.RunBefores.evaluate(RunBefores.java:26)
 	at org.junit.internal.runners.statements.RunAfters.evaluate(RunAfters.java:27)
+	at org.junit.runners.ParentRunner$3.evaluate(ParentRunner.java:306)
+	at org.junit.runners.ParentRunner.run(ParentRunner.java:413)
+	at org.junit.runners.Suite.runChild(Suite.java:128)
+	at org.junit.runners.Suite.runChild(Suite.java:27)
+	at org.junit.runners.ParentRunner$4.run(ParentRunner.java:331)
+	at org.junit.runners.ParentRunner$1.schedule(ParentRunner.java:79)
+	at org.junit.runners.ParentRunner.runChildren(ParentRunner.java:329)
+	at org.junit.runners.ParentRunner.access$100(ParentRunner.java:66)
+	at org.junit.runners.ParentRunner$2.evaluate(ParentRunner.java:293)
+	at org.junit.runners.ParentRunner$3.evaluate(ParentRunner.java:306)
+	at org.junit.runners.ParentRunner.run(ParentRunner.java:413)
+	at org.junit.runners.Suite.runChild(Suite.java:128)
+	at org.junit.runners.Suite.runChild(Suite.java:27)
+	at org.junit.runners.ParentRunner$4.run(ParentRunner.java:331)
+	at org.junit.runners.ParentRunner$1.schedule(ParentRunner.java:79)
+	at org.junit.runners.ParentRunner.runChildren(ParentRunner.java:329)
+	at org.junit.runners.ParentRunner.access$100(ParentRunner.java:66)
+	at org.junit.runners.ParentRunner$2.evaluate(ParentRunner.java:293)
 	at org.junit.runners.ParentRunner$3.evaluate(ParentRunner.java:306)
 	at org.junit.runners.ParentRunner.run(ParentRunner.java:413)
 	at org.eclipse.jdt.internal.junit4.runner.JUnit4TestReference.run(JUnit4TestReference.java:93)
@@ -764,29 +836,29 @@
 	at org.eclipse.emf.ecore.util.Switch.doSwitch(Switch.java:69)
 	at org.eclipse.acceleo.query.parser.AstEvaluator.eval(AstEvaluator.java:109)
 	at org.eclipse.acceleo.query.runtime.impl.QueryEvaluationEngine.eval(QueryEvaluationEngine.java:52)
-	at org.obeonetwork.m2doc.generator.M2DocEvaluator.caseQuery(M2DocEvaluator.java:659)
+	at org.obeonetwork.m2doc.generator.M2DocEvaluator.caseQuery(M2DocEvaluator.java:707)
 	at org.obeonetwork.m2doc.generator.M2DocEvaluator.caseQuery(M2DocEvaluator.java:1)
 	at org.obeonetwork.m2doc.template.util.TemplateSwitch.doSwitch(TemplateSwitch.java:186)
 	at org.eclipse.emf.ecore.util.Switch.doSwitch(Switch.java:53)
 	at org.eclipse.emf.ecore.util.Switch.doSwitch(Switch.java:69)
-	at org.obeonetwork.m2doc.generator.M2DocEvaluator.doSwitch(M2DocEvaluator.java:2022)
-	at org.obeonetwork.m2doc.generator.M2DocEvaluator.caseBlock(M2DocEvaluator.java:2247)
+	at org.obeonetwork.m2doc.generator.M2DocEvaluator.doSwitch(M2DocEvaluator.java:2173)
+	at org.obeonetwork.m2doc.generator.M2DocEvaluator.caseBlock(M2DocEvaluator.java:2398)
 	at org.obeonetwork.m2doc.generator.M2DocEvaluator.caseBlock(M2DocEvaluator.java:1)
 	at org.obeonetwork.m2doc.template.util.TemplateSwitch.doSwitch(TemplateSwitch.java:199)
 	at org.eclipse.emf.ecore.util.Switch.doSwitch(Switch.java:53)
 	at org.eclipse.emf.ecore.util.Switch.doSwitch(Switch.java:69)
-	at org.obeonetwork.m2doc.generator.M2DocEvaluator.doSwitch(M2DocEvaluator.java:2022)
-	at org.obeonetwork.m2doc.generator.M2DocEvaluator.caseDocumentTemplate(M2DocEvaluator.java:340)
+	at org.obeonetwork.m2doc.generator.M2DocEvaluator.doSwitch(M2DocEvaluator.java:2173)
+	at org.obeonetwork.m2doc.generator.M2DocEvaluator.caseDocumentTemplate(M2DocEvaluator.java:353)
 	at org.obeonetwork.m2doc.generator.M2DocEvaluator.caseDocumentTemplate(M2DocEvaluator.java:1)
 	at org.obeonetwork.m2doc.template.util.TemplateSwitch.doSwitch(TemplateSwitch.java:279)
 	at org.eclipse.emf.ecore.util.Switch.doSwitch(Switch.java:53)
 	at org.eclipse.emf.ecore.util.Switch.doSwitch(Switch.java:69)
-	at org.obeonetwork.m2doc.generator.M2DocEvaluator.doSwitch(M2DocEvaluator.java:2022)
-	at org.obeonetwork.m2doc.generator.M2DocEvaluator.generate(M2DocEvaluator.java:324)
+	at org.obeonetwork.m2doc.generator.M2DocEvaluator.doSwitch(M2DocEvaluator.java:2173)
+	at org.obeonetwork.m2doc.generator.M2DocEvaluator.generate(M2DocEvaluator.java:337)
 	at org.obeonetwork.m2doc.util.M2DocUtils.generate(M2DocUtils.java:912)
-	at org.obeonetwork.m2doc.tests.AbstractTemplatesTestSuite.prepareoutputAndGenerate(AbstractTemplatesTestSuite.java:497)
-	at org.obeonetwork.m2doc.tests.AbstractTemplatesTestSuite.generation(AbstractTemplatesTestSuite.java:391)
-	at jdk.internal.reflect.GeneratedMethodAccessor5.invoke(Unknown Source)
+	at org.obeonetwork.m2doc.tests.AbstractTemplatesTestSuite.prepareoutputAndGenerate(AbstractTemplatesTestSuite.java:500)
+	at org.obeonetwork.m2doc.tests.AbstractTemplatesTestSuite.generation(AbstractTemplatesTestSuite.java:395)
+	at jdk.internal.reflect.GeneratedMethodAccessor4.invoke(Unknown Source)
 	at java.base/jdk.internal.reflect.DelegatingMethodAccessorImpl.invoke(DelegatingMethodAccessorImpl.java:43)
 	at java.base/java.lang.reflect.Method.invoke(Method.java:569)
 	at org.junit.runners.model.FrameworkMethod$1.runReflectiveCall(FrameworkMethod.java:59)
@@ -814,6 +886,24 @@
 	at org.junit.runners.ParentRunner$2.evaluate(ParentRunner.java:293)
 	at org.junit.internal.runners.statements.RunBefores.evaluate(RunBefores.java:26)
 	at org.junit.internal.runners.statements.RunAfters.evaluate(RunAfters.java:27)
+	at org.junit.runners.ParentRunner$3.evaluate(ParentRunner.java:306)
+	at org.junit.runners.ParentRunner.run(ParentRunner.java:413)
+	at org.junit.runners.Suite.runChild(Suite.java:128)
+	at org.junit.runners.Suite.runChild(Suite.java:27)
+	at org.junit.runners.ParentRunner$4.run(ParentRunner.java:331)
+	at org.junit.runners.ParentRunner$1.schedule(ParentRunner.java:79)
+	at org.junit.runners.ParentRunner.runChildren(ParentRunner.java:329)
+	at org.junit.runners.ParentRunner.access$100(ParentRunner.java:66)
+	at org.junit.runners.ParentRunner$2.evaluate(ParentRunner.java:293)
+	at org.junit.runners.ParentRunner$3.evaluate(ParentRunner.java:306)
+	at org.junit.runners.ParentRunner.run(ParentRunner.java:413)
+	at org.junit.runners.Suite.runChild(Suite.java:128)
+	at org.junit.runners.Suite.runChild(Suite.java:27)
+	at org.junit.runners.ParentRunner$4.run(ParentRunner.java:331)
+	at org.junit.runners.ParentRunner$1.schedule(ParentRunner.java:79)
+	at org.junit.runners.ParentRunner.runChildren(ParentRunner.java:329)
+	at org.junit.runners.ParentRunner.access$100(ParentRunner.java:66)
+	at org.junit.runners.ParentRunner$2.evaluate(ParentRunner.java:293)
 	at org.junit.runners.ParentRunner$3.evaluate(ParentRunner.java:306)
 	at org.junit.runners.ParentRunner.run(ParentRunner.java:413)
 	at org.eclipse.jdt.internal.junit4.runner.JUnit4TestReference.run(JUnit4TestReference.java:93)
@@ -871,29 +961,29 @@
 	at org.eclipse.emf.ecore.util.Switch.doSwitch(Switch.java:69)
 	at org.eclipse.acceleo.query.parser.AstEvaluator.eval(AstEvaluator.java:109)
 	at org.eclipse.acceleo.query.runtime.impl.QueryEvaluationEngine.eval(QueryEvaluationEngine.java:52)
-	at org.obeonetwork.m2doc.generator.M2DocEvaluator.caseQuery(M2DocEvaluator.java:659)
+	at org.obeonetwork.m2doc.generator.M2DocEvaluator.caseQuery(M2DocEvaluator.java:707)
 	at org.obeonetwork.m2doc.generator.M2DocEvaluator.caseQuery(M2DocEvaluator.java:1)
 	at org.obeonetwork.m2doc.template.util.TemplateSwitch.doSwitch(TemplateSwitch.java:186)
 	at org.eclipse.emf.ecore.util.Switch.doSwitch(Switch.java:53)
 	at org.eclipse.emf.ecore.util.Switch.doSwitch(Switch.java:69)
-	at org.obeonetwork.m2doc.generator.M2DocEvaluator.doSwitch(M2DocEvaluator.java:2022)
-	at org.obeonetwork.m2doc.generator.M2DocEvaluator.caseBlock(M2DocEvaluator.java:2247)
+	at org.obeonetwork.m2doc.generator.M2DocEvaluator.doSwitch(M2DocEvaluator.java:2173)
+	at org.obeonetwork.m2doc.generator.M2DocEvaluator.caseBlock(M2DocEvaluator.java:2398)
 	at org.obeonetwork.m2doc.generator.M2DocEvaluator.caseBlock(M2DocEvaluator.java:1)
 	at org.obeonetwork.m2doc.template.util.TemplateSwitch.doSwitch(TemplateSwitch.java:199)
 	at org.eclipse.emf.ecore.util.Switch.doSwitch(Switch.java:53)
 	at org.eclipse.emf.ecore.util.Switch.doSwitch(Switch.java:69)
-	at org.obeonetwork.m2doc.generator.M2DocEvaluator.doSwitch(M2DocEvaluator.java:2022)
-	at org.obeonetwork.m2doc.generator.M2DocEvaluator.caseDocumentTemplate(M2DocEvaluator.java:340)
+	at org.obeonetwork.m2doc.generator.M2DocEvaluator.doSwitch(M2DocEvaluator.java:2173)
+	at org.obeonetwork.m2doc.generator.M2DocEvaluator.caseDocumentTemplate(M2DocEvaluator.java:353)
 	at org.obeonetwork.m2doc.generator.M2DocEvaluator.caseDocumentTemplate(M2DocEvaluator.java:1)
 	at org.obeonetwork.m2doc.template.util.TemplateSwitch.doSwitch(TemplateSwitch.java:279)
 	at org.eclipse.emf.ecore.util.Switch.doSwitch(Switch.java:53)
 	at org.eclipse.emf.ecore.util.Switch.doSwitch(Switch.java:69)
-	at org.obeonetwork.m2doc.generator.M2DocEvaluator.doSwitch(M2DocEvaluator.java:2022)
-	at org.obeonetwork.m2doc.generator.M2DocEvaluator.generate(M2DocEvaluator.java:324)
+	at org.obeonetwork.m2doc.generator.M2DocEvaluator.doSwitch(M2DocEvaluator.java:2173)
+	at org.obeonetwork.m2doc.generator.M2DocEvaluator.generate(M2DocEvaluator.java:337)
 	at org.obeonetwork.m2doc.util.M2DocUtils.generate(M2DocUtils.java:912)
-	at org.obeonetwork.m2doc.tests.AbstractTemplatesTestSuite.prepareoutputAndGenerate(AbstractTemplatesTestSuite.java:497)
-	at org.obeonetwork.m2doc.tests.AbstractTemplatesTestSuite.generation(AbstractTemplatesTestSuite.java:391)
-	at jdk.internal.reflect.GeneratedMethodAccessor5.invoke(Unknown Source)
+	at org.obeonetwork.m2doc.tests.AbstractTemplatesTestSuite.prepareoutputAndGenerate(AbstractTemplatesTestSuite.java:500)
+	at org.obeonetwork.m2doc.tests.AbstractTemplatesTestSuite.generation(AbstractTemplatesTestSuite.java:395)
+	at jdk.internal.reflect.GeneratedMethodAccessor4.invoke(Unknown Source)
 	at java.base/jdk.internal.reflect.DelegatingMethodAccessorImpl.invoke(DelegatingMethodAccessorImpl.java:43)
 	at java.base/java.lang.reflect.Method.invoke(Method.java:569)
 	at org.junit.runners.model.FrameworkMethod$1.runReflectiveCall(FrameworkMethod.java:59)
@@ -921,6 +1011,24 @@
 	at org.junit.runners.ParentRunner$2.evaluate(ParentRunner.java:293)
 	at org.junit.internal.runners.statements.RunBefores.evaluate(RunBefores.java:26)
 	at org.junit.internal.runners.statements.RunAfters.evaluate(RunAfters.java:27)
+	at org.junit.runners.ParentRunner$3.evaluate(ParentRunner.java:306)
+	at org.junit.runners.ParentRunner.run(ParentRunner.java:413)
+	at org.junit.runners.Suite.runChild(Suite.java:128)
+	at org.junit.runners.Suite.runChild(Suite.java:27)
+	at org.junit.runners.ParentRunner$4.run(ParentRunner.java:331)
+	at org.junit.runners.ParentRunner$1.schedule(ParentRunner.java:79)
+	at org.junit.runners.ParentRunner.runChildren(ParentRunner.java:329)
+	at org.junit.runners.ParentRunner.access$100(ParentRunner.java:66)
+	at org.junit.runners.ParentRunner$2.evaluate(ParentRunner.java:293)
+	at org.junit.runners.ParentRunner$3.evaluate(ParentRunner.java:306)
+	at org.junit.runners.ParentRunner.run(ParentRunner.java:413)
+	at org.junit.runners.Suite.runChild(Suite.java:128)
+	at org.junit.runners.Suite.runChild(Suite.java:27)
+	at org.junit.runners.ParentRunner$4.run(ParentRunner.java:331)
+	at org.junit.runners.ParentRunner$1.schedule(ParentRunner.java:79)
+	at org.junit.runners.ParentRunner.runChildren(ParentRunner.java:329)
+	at org.junit.runners.ParentRunner.access$100(ParentRunner.java:66)
+	at org.junit.runners.ParentRunner$2.evaluate(ParentRunner.java:293)
 	at org.junit.runners.ParentRunner$3.evaluate(ParentRunner.java:306)
 	at org.junit.runners.ParentRunner.run(ParentRunner.java:413)
 	at org.eclipse.jdt.internal.junit4.runner.JUnit4TestReference.run(JUnit4TestReference.java:93)

--- a/tests/org.obeonetwork.m2doc.tests/resources/documentServices/integerDocumentProperty/integerDocumentProperty-expected-generation.docx
+++ b/tests/org.obeonetwork.m2doc.tests/resources/documentServices/integerDocumentProperty/integerDocumentProperty-expected-generation.docx
@@ -334,28 +334,28 @@
 		at org.eclipse.emf.ecore.util.Switch.doSwitch(Switch.java:69)
 		at org.eclipse.acceleo.query.parser.AstEvaluator.eval(AstEvaluator.java:146)
 		at org.eclipse.acceleo.query.runtime.impl.QueryEvaluationEngine.eval(QueryEvaluationEngine.java:53)
-		at org.obeonetwork.m2doc.generator.M2DocEvaluator.caseQuery(M2DocEvaluator.java:674)
+		at org.obeonetwork.m2doc.generator.M2DocEvaluator.caseQuery(M2DocEvaluator.java:705)
 		at org.obeonetwork.m2doc.generator.M2DocEvaluator.caseQuery(M2DocEvaluator.java:1)
 		at org.obeonetwork.m2doc.template.util.TemplateSwitch.doSwitch(TemplateSwitch.java:186)
 		at org.eclipse.emf.ecore.util.Switch.doSwitch(Switch.java:53)
 		at org.eclipse.emf.ecore.util.Switch.doSwitch(Switch.java:69)
-		at org.obeonetwork.m2doc.generator.M2DocEvaluator.doSwitch(M2DocEvaluator.java:2124)
-		at org.obeonetwork.m2doc.generator.M2DocEvaluator.caseBlock(M2DocEvaluator.java:2349)
+		at org.obeonetwork.m2doc.generator.M2DocEvaluator.doSwitch(M2DocEvaluator.java:2174)
+		at org.obeonetwork.m2doc.generator.M2DocEvaluator.caseBlock(M2DocEvaluator.java:2399)
 		at org.obeonetwork.m2doc.generator.M2DocEvaluator.caseBlock(M2DocEvaluator.java:1)
 		at org.obeonetwork.m2doc.template.util.TemplateSwitch.doSwitch(TemplateSwitch.java:199)
 		at org.eclipse.emf.ecore.util.Switch.doSwitch(Switch.java:53)
 		at org.eclipse.emf.ecore.util.Switch.doSwitch(Switch.java:69)
-		at org.obeonetwork.m2doc.generator.M2DocEvaluator.doSwitch(M2DocEvaluator.java:2124)
-		at org.obeonetwork.m2doc.generator.M2DocEvaluator.caseDocumentTemplate(M2DocEvaluator.java:350)
+		at org.obeonetwork.m2doc.generator.M2DocEvaluator.doSwitch(M2DocEvaluator.java:2174)
+		at org.obeonetwork.m2doc.generator.M2DocEvaluator.caseDocumentTemplate(M2DocEvaluator.java:351)
 		at org.obeonetwork.m2doc.generator.M2DocEvaluator.caseDocumentTemplate(M2DocEvaluator.java:1)
 		at org.obeonetwork.m2doc.template.util.TemplateSwitch.doSwitch(TemplateSwitch.java:279)
 		at org.eclipse.emf.ecore.util.Switch.doSwitch(Switch.java:53)
 		at org.eclipse.emf.ecore.util.Switch.doSwitch(Switch.java:69)
-		at org.obeonetwork.m2doc.generator.M2DocEvaluator.doSwitch(M2DocEvaluator.java:2124)
-		at org.obeonetwork.m2doc.generator.M2DocEvaluator.generate(M2DocEvaluator.java:334)
-		at org.obeonetwork.m2doc.util.M2DocUtils.generate(M2DocUtils.java:878)
-		at org.obeonetwork.m2doc.tests.AbstractTemplatesTestSuite.prepareoutputAndGenerate(AbstractTemplatesTestSuite.java:499)
-		at org.obeonetwork.m2doc.tests.AbstractTemplatesTestSuite.generation(AbstractTemplatesTestSuite.java:391)
+		at org.obeonetwork.m2doc.generator.M2DocEvaluator.doSwitch(M2DocEvaluator.java:2174)
+		at org.obeonetwork.m2doc.generator.M2DocEvaluator.generate(M2DocEvaluator.java:335)
+		at org.obeonetwork.m2doc.util.M2DocUtils.generate(M2DocUtils.java:823)
+		at org.obeonetwork.m2doc.tests.AbstractTemplatesTestSuite.prepareoutputAndGenerate(AbstractTemplatesTestSuite.java:552)
+		at org.obeonetwork.m2doc.tests.AbstractTemplatesTestSuite.generation(AbstractTemplatesTestSuite.java:447)
 		at java.base/jdk.internal.reflect.DirectMethodHandleAccessor.invoke(DirectMethodHandleAccessor.java:103)
 		at java.base/java.lang.reflect.Method.invoke(Method.java:580)
 		at org.junit.runners.model.FrameworkMethod$1.runReflectiveCall(FrameworkMethod.java:59)
@@ -385,12 +385,46 @@
 		at org.junit.internal.runners.statements.RunAfters.evaluate(RunAfters.java:27)
 		at org.junit.runners.ParentRunner$3.evaluate(ParentRunner.java:306)
 		at org.junit.runners.ParentRunner.run(ParentRunner.java:413)
-		at org.eclipse.jdt.internal.junit4.runner.JUnit4TestReference.run(JUnit4TestReference.java:93)
-		at org.eclipse.jdt.internal.junit.runner.TestExecution.run(TestExecution.java:40)
-		at org.eclipse.jdt.internal.junit.runner.RemoteTestRunner.runTests(RemoteTestRunner.java:529)
-		at org.eclipse.jdt.internal.junit.runner.RemoteTestRunner.runTests(RemoteTestRunner.java:757)
-		at org.eclipse.jdt.internal.junit.runner.RemoteTestRunner.run(RemoteTestRunner.java:452)
-		at org.eclipse.jdt.internal.junit.runner.RemoteTestRunner.main(RemoteTestRunner.java:210)
+		at org.junit.runners.Suite.runChild(Suite.java:128)
+		at org.junit.runners.Suite.runChild(Suite.java:27)
+		at org.junit.runners.ParentRunner$4.run(ParentRunner.java:331)
+		at org.junit.runners.ParentRunner$1.schedule(ParentRunner.java:79)
+		at org.junit.runners.ParentRunner.runChildren(ParentRunner.java:329)
+		at org.junit.runners.ParentRunner.access$100(ParentRunner.java:66)
+		at org.junit.runners.ParentRunner$2.evaluate(ParentRunner.java:293)
+		at org.junit.runners.ParentRunner$3.evaluate(ParentRunner.java:306)
+		at org.junit.runners.ParentRunner.run(ParentRunner.java:413)
+		at org.junit.runners.Suite.runChild(Suite.java:128)
+		at org.junit.runners.Suite.runChild(Suite.java:27)
+		at org.junit.runners.ParentRunner$4.run(ParentRunner.java:331)
+		at org.junit.runners.ParentRunner$1.schedule(ParentRunner.java:79)
+		at org.junit.runners.ParentRunner.runChildren(ParentRunner.java:329)
+		at org.junit.runners.ParentRunner.access$100(ParentRunner.java:66)
+		at org.junit.runners.ParentRunner$2.evaluate(ParentRunner.java:293)
+		at org.junit.runners.ParentRunner$3.evaluate(ParentRunner.java:306)
+		at org.junit.runners.ParentRunner.run(ParentRunner.java:413)
+		at org.apache.maven.surefire.junit4.JUnit4Provider.execute(JUnit4Provider.java:316)
+		at org.apache.maven.surefire.junit4.JUnit4Provider.executeWithRerun(JUnit4Provider.java:240)
+		at org.apache.maven.surefire.junit4.JUnit4Provider.executeTestSet(JUnit4Provider.java:214)
+		at org.apache.maven.surefire.junit4.JUnit4Provider.invoke(JUnit4Provider.java:155)
+		at java.base/jdk.internal.reflect.DirectMethodHandleAccessor.invoke(DirectMethodHandleAccessor.java:103)
+		at java.base/java.lang.reflect.Method.invoke(Method.java:580)
+		at org.apache.maven.surefire.api.util.ReflectionUtils.invokeMethodWithArray2(ReflectionUtils.java:137)
+		at org.apache.maven.surefire.booter.ProviderFactory$ProviderProxy.invoke(ProviderFactory.java:148)
+		at org.apache.maven.surefire.booter.ProviderFactory.invokeProvider(ProviderFactory.java:88)
+		at org.eclipse.tycho.surefire.osgibooter.OsgiSurefireBooter.run(OsgiSurefireBooter.java:140)
+		at org.eclipse.tycho.surefire.osgibooter.HeadlessTestApplication.start(HeadlessTestApplication.java:29)
+		at org.eclipse.equinox.internal.app.EclipseAppHandle.run(EclipseAppHandle.java:219)
+		at org.eclipse.core.runtime.internal.adaptor.EclipseAppLauncher.runApplication(EclipseAppLauncher.java:149)
+		at org.eclipse.core.runtime.internal.adaptor.EclipseAppLauncher.start(EclipseAppLauncher.java:115)
+		at org.eclipse.core.runtime.adaptor.EclipseStarter.run(EclipseStarter.java:467)
+		at org.eclipse.core.runtime.adaptor.EclipseStarter.run(EclipseStarter.java:298)
+		at java.base/jdk.internal.reflect.DirectMethodHandleAccessor.invoke(DirectMethodHandleAccessor.java:103)
+		at java.base/java.lang.reflect.Method.invoke(Method.java:580)
+		at org.eclipse.equinox.launcher.Main.invokeFramework(Main.java:615)
+		at org.eclipse.equinox.launcher.Main.basicRun(Main.java:563)
+		at org.eclipse.equinox.launcher.Main.run(Main.java:1415)
+		at org.eclipse.equinox.launcher.Main.main(Main.java:1387)
 	</w:t>
         <w:br/>
       </w:r>
@@ -438,28 +472,28 @@
 		at org.eclipse.emf.ecore.util.Switch.doSwitch(Switch.java:69)
 		at org.eclipse.acceleo.query.parser.AstEvaluator.eval(AstEvaluator.java:146)
 		at org.eclipse.acceleo.query.runtime.impl.QueryEvaluationEngine.eval(QueryEvaluationEngine.java:53)
-		at org.obeonetwork.m2doc.generator.M2DocEvaluator.caseQuery(M2DocEvaluator.java:674)
+		at org.obeonetwork.m2doc.generator.M2DocEvaluator.caseQuery(M2DocEvaluator.java:705)
 		at org.obeonetwork.m2doc.generator.M2DocEvaluator.caseQuery(M2DocEvaluator.java:1)
 		at org.obeonetwork.m2doc.template.util.TemplateSwitch.doSwitch(TemplateSwitch.java:186)
 		at org.eclipse.emf.ecore.util.Switch.doSwitch(Switch.java:53)
 		at org.eclipse.emf.ecore.util.Switch.doSwitch(Switch.java:69)
-		at org.obeonetwork.m2doc.generator.M2DocEvaluator.doSwitch(M2DocEvaluator.java:2124)
-		at org.obeonetwork.m2doc.generator.M2DocEvaluator.caseBlock(M2DocEvaluator.java:2349)
+		at org.obeonetwork.m2doc.generator.M2DocEvaluator.doSwitch(M2DocEvaluator.java:2174)
+		at org.obeonetwork.m2doc.generator.M2DocEvaluator.caseBlock(M2DocEvaluator.java:2399)
 		at org.obeonetwork.m2doc.generator.M2DocEvaluator.caseBlock(M2DocEvaluator.java:1)
 		at org.obeonetwork.m2doc.template.util.TemplateSwitch.doSwitch(TemplateSwitch.java:199)
 		at org.eclipse.emf.ecore.util.Switch.doSwitch(Switch.java:53)
 		at org.eclipse.emf.ecore.util.Switch.doSwitch(Switch.java:69)
-		at org.obeonetwork.m2doc.generator.M2DocEvaluator.doSwitch(M2DocEvaluator.java:2124)
-		at org.obeonetwork.m2doc.generator.M2DocEvaluator.caseDocumentTemplate(M2DocEvaluator.java:350)
+		at org.obeonetwork.m2doc.generator.M2DocEvaluator.doSwitch(M2DocEvaluator.java:2174)
+		at org.obeonetwork.m2doc.generator.M2DocEvaluator.caseDocumentTemplate(M2DocEvaluator.java:351)
 		at org.obeonetwork.m2doc.generator.M2DocEvaluator.caseDocumentTemplate(M2DocEvaluator.java:1)
 		at org.obeonetwork.m2doc.template.util.TemplateSwitch.doSwitch(TemplateSwitch.java:279)
 		at org.eclipse.emf.ecore.util.Switch.doSwitch(Switch.java:53)
 		at org.eclipse.emf.ecore.util.Switch.doSwitch(Switch.java:69)
-		at org.obeonetwork.m2doc.generator.M2DocEvaluator.doSwitch(M2DocEvaluator.java:2124)
-		at org.obeonetwork.m2doc.generator.M2DocEvaluator.generate(M2DocEvaluator.java:334)
-		at org.obeonetwork.m2doc.util.M2DocUtils.generate(M2DocUtils.java:878)
-		at org.obeonetwork.m2doc.tests.AbstractTemplatesTestSuite.prepareoutputAndGenerate(AbstractTemplatesTestSuite.java:499)
-		at org.obeonetwork.m2doc.tests.AbstractTemplatesTestSuite.generation(AbstractTemplatesTestSuite.java:391)
+		at org.obeonetwork.m2doc.generator.M2DocEvaluator.doSwitch(M2DocEvaluator.java:2174)
+		at org.obeonetwork.m2doc.generator.M2DocEvaluator.generate(M2DocEvaluator.java:335)
+		at org.obeonetwork.m2doc.util.M2DocUtils.generate(M2DocUtils.java:823)
+		at org.obeonetwork.m2doc.tests.AbstractTemplatesTestSuite.prepareoutputAndGenerate(AbstractTemplatesTestSuite.java:552)
+		at org.obeonetwork.m2doc.tests.AbstractTemplatesTestSuite.generation(AbstractTemplatesTestSuite.java:447)
 		at java.base/jdk.internal.reflect.DirectMethodHandleAccessor.invoke(DirectMethodHandleAccessor.java:103)
 		at java.base/java.lang.reflect.Method.invoke(Method.java:580)
 		at org.junit.runners.model.FrameworkMethod$1.runReflectiveCall(FrameworkMethod.java:59)
@@ -489,12 +523,46 @@
 		at org.junit.internal.runners.statements.RunAfters.evaluate(RunAfters.java:27)
 		at org.junit.runners.ParentRunner$3.evaluate(ParentRunner.java:306)
 		at org.junit.runners.ParentRunner.run(ParentRunner.java:413)
-		at org.eclipse.jdt.internal.junit4.runner.JUnit4TestReference.run(JUnit4TestReference.java:93)
-		at org.eclipse.jdt.internal.junit.runner.TestExecution.run(TestExecution.java:40)
-		at org.eclipse.jdt.internal.junit.runner.RemoteTestRunner.runTests(RemoteTestRunner.java:529)
-		at org.eclipse.jdt.internal.junit.runner.RemoteTestRunner.runTests(RemoteTestRunner.java:757)
-		at org.eclipse.jdt.internal.junit.runner.RemoteTestRunner.run(RemoteTestRunner.java:452)
-		at org.eclipse.jdt.internal.junit.runner.RemoteTestRunner.main(RemoteTestRunner.java:210)
+		at org.junit.runners.Suite.runChild(Suite.java:128)
+		at org.junit.runners.Suite.runChild(Suite.java:27)
+		at org.junit.runners.ParentRunner$4.run(ParentRunner.java:331)
+		at org.junit.runners.ParentRunner$1.schedule(ParentRunner.java:79)
+		at org.junit.runners.ParentRunner.runChildren(ParentRunner.java:329)
+		at org.junit.runners.ParentRunner.access$100(ParentRunner.java:66)
+		at org.junit.runners.ParentRunner$2.evaluate(ParentRunner.java:293)
+		at org.junit.runners.ParentRunner$3.evaluate(ParentRunner.java:306)
+		at org.junit.runners.ParentRunner.run(ParentRunner.java:413)
+		at org.junit.runners.Suite.runChild(Suite.java:128)
+		at org.junit.runners.Suite.runChild(Suite.java:27)
+		at org.junit.runners.ParentRunner$4.run(ParentRunner.java:331)
+		at org.junit.runners.ParentRunner$1.schedule(ParentRunner.java:79)
+		at org.junit.runners.ParentRunner.runChildren(ParentRunner.java:329)
+		at org.junit.runners.ParentRunner.access$100(ParentRunner.java:66)
+		at org.junit.runners.ParentRunner$2.evaluate(ParentRunner.java:293)
+		at org.junit.runners.ParentRunner$3.evaluate(ParentRunner.java:306)
+		at org.junit.runners.ParentRunner.run(ParentRunner.java:413)
+		at org.apache.maven.surefire.junit4.JUnit4Provider.execute(JUnit4Provider.java:316)
+		at org.apache.maven.surefire.junit4.JUnit4Provider.executeWithRerun(JUnit4Provider.java:240)
+		at org.apache.maven.surefire.junit4.JUnit4Provider.executeTestSet(JUnit4Provider.java:214)
+		at org.apache.maven.surefire.junit4.JUnit4Provider.invoke(JUnit4Provider.java:155)
+		at java.base/jdk.internal.reflect.DirectMethodHandleAccessor.invoke(DirectMethodHandleAccessor.java:103)
+		at java.base/java.lang.reflect.Method.invoke(Method.java:580)
+		at org.apache.maven.surefire.api.util.ReflectionUtils.invokeMethodWithArray2(ReflectionUtils.java:137)
+		at org.apache.maven.surefire.booter.ProviderFactory$ProviderProxy.invoke(ProviderFactory.java:148)
+		at org.apache.maven.surefire.booter.ProviderFactory.invokeProvider(ProviderFactory.java:88)
+		at org.eclipse.tycho.surefire.osgibooter.OsgiSurefireBooter.run(OsgiSurefireBooter.java:140)
+		at org.eclipse.tycho.surefire.osgibooter.HeadlessTestApplication.start(HeadlessTestApplication.java:29)
+		at org.eclipse.equinox.internal.app.EclipseAppHandle.run(EclipseAppHandle.java:219)
+		at org.eclipse.core.runtime.internal.adaptor.EclipseAppLauncher.runApplication(EclipseAppLauncher.java:149)
+		at org.eclipse.core.runtime.internal.adaptor.EclipseAppLauncher.start(EclipseAppLauncher.java:115)
+		at org.eclipse.core.runtime.adaptor.EclipseStarter.run(EclipseStarter.java:467)
+		at org.eclipse.core.runtime.adaptor.EclipseStarter.run(EclipseStarter.java:298)
+		at java.base/jdk.internal.reflect.DirectMethodHandleAccessor.invoke(DirectMethodHandleAccessor.java:103)
+		at java.base/java.lang.reflect.Method.invoke(Method.java:580)
+		at org.eclipse.equinox.launcher.Main.invokeFramework(Main.java:615)
+		at org.eclipse.equinox.launcher.Main.basicRun(Main.java:563)
+		at org.eclipse.equinox.launcher.Main.run(Main.java:1415)
+		at org.eclipse.equinox.launcher.Main.main(Main.java:1387)
 	</w:t>
         <w:br/>
       </w:r>
@@ -542,28 +610,28 @@
 		at org.eclipse.emf.ecore.util.Switch.doSwitch(Switch.java:69)
 		at org.eclipse.acceleo.query.parser.AstEvaluator.eval(AstEvaluator.java:146)
 		at org.eclipse.acceleo.query.runtime.impl.QueryEvaluationEngine.eval(QueryEvaluationEngine.java:53)
-		at org.obeonetwork.m2doc.generator.M2DocEvaluator.caseQuery(M2DocEvaluator.java:674)
+		at org.obeonetwork.m2doc.generator.M2DocEvaluator.caseQuery(M2DocEvaluator.java:705)
 		at org.obeonetwork.m2doc.generator.M2DocEvaluator.caseQuery(M2DocEvaluator.java:1)
 		at org.obeonetwork.m2doc.template.util.TemplateSwitch.doSwitch(TemplateSwitch.java:186)
 		at org.eclipse.emf.ecore.util.Switch.doSwitch(Switch.java:53)
 		at org.eclipse.emf.ecore.util.Switch.doSwitch(Switch.java:69)
-		at org.obeonetwork.m2doc.generator.M2DocEvaluator.doSwitch(M2DocEvaluator.java:2124)
-		at org.obeonetwork.m2doc.generator.M2DocEvaluator.caseBlock(M2DocEvaluator.java:2349)
+		at org.obeonetwork.m2doc.generator.M2DocEvaluator.doSwitch(M2DocEvaluator.java:2174)
+		at org.obeonetwork.m2doc.generator.M2DocEvaluator.caseBlock(M2DocEvaluator.java:2399)
 		at org.obeonetwork.m2doc.generator.M2DocEvaluator.caseBlock(M2DocEvaluator.java:1)
 		at org.obeonetwork.m2doc.template.util.TemplateSwitch.doSwitch(TemplateSwitch.java:199)
 		at org.eclipse.emf.ecore.util.Switch.doSwitch(Switch.java:53)
 		at org.eclipse.emf.ecore.util.Switch.doSwitch(Switch.java:69)
-		at org.obeonetwork.m2doc.generator.M2DocEvaluator.doSwitch(M2DocEvaluator.java:2124)
-		at org.obeonetwork.m2doc.generator.M2DocEvaluator.caseDocumentTemplate(M2DocEvaluator.java:350)
+		at org.obeonetwork.m2doc.generator.M2DocEvaluator.doSwitch(M2DocEvaluator.java:2174)
+		at org.obeonetwork.m2doc.generator.M2DocEvaluator.caseDocumentTemplate(M2DocEvaluator.java:351)
 		at org.obeonetwork.m2doc.generator.M2DocEvaluator.caseDocumentTemplate(M2DocEvaluator.java:1)
 		at org.obeonetwork.m2doc.template.util.TemplateSwitch.doSwitch(TemplateSwitch.java:279)
 		at org.eclipse.emf.ecore.util.Switch.doSwitch(Switch.java:53)
 		at org.eclipse.emf.ecore.util.Switch.doSwitch(Switch.java:69)
-		at org.obeonetwork.m2doc.generator.M2DocEvaluator.doSwitch(M2DocEvaluator.java:2124)
-		at org.obeonetwork.m2doc.generator.M2DocEvaluator.generate(M2DocEvaluator.java:334)
-		at org.obeonetwork.m2doc.util.M2DocUtils.generate(M2DocUtils.java:878)
-		at org.obeonetwork.m2doc.tests.AbstractTemplatesTestSuite.prepareoutputAndGenerate(AbstractTemplatesTestSuite.java:499)
-		at org.obeonetwork.m2doc.tests.AbstractTemplatesTestSuite.generation(AbstractTemplatesTestSuite.java:391)
+		at org.obeonetwork.m2doc.generator.M2DocEvaluator.doSwitch(M2DocEvaluator.java:2174)
+		at org.obeonetwork.m2doc.generator.M2DocEvaluator.generate(M2DocEvaluator.java:335)
+		at org.obeonetwork.m2doc.util.M2DocUtils.generate(M2DocUtils.java:823)
+		at org.obeonetwork.m2doc.tests.AbstractTemplatesTestSuite.prepareoutputAndGenerate(AbstractTemplatesTestSuite.java:552)
+		at org.obeonetwork.m2doc.tests.AbstractTemplatesTestSuite.generation(AbstractTemplatesTestSuite.java:447)
 		at java.base/jdk.internal.reflect.DirectMethodHandleAccessor.invoke(DirectMethodHandleAccessor.java:103)
 		at java.base/java.lang.reflect.Method.invoke(Method.java:580)
 		at org.junit.runners.model.FrameworkMethod$1.runReflectiveCall(FrameworkMethod.java:59)
@@ -593,12 +661,46 @@
 		at org.junit.internal.runners.statements.RunAfters.evaluate(RunAfters.java:27)
 		at org.junit.runners.ParentRunner$3.evaluate(ParentRunner.java:306)
 		at org.junit.runners.ParentRunner.run(ParentRunner.java:413)
-		at org.eclipse.jdt.internal.junit4.runner.JUnit4TestReference.run(JUnit4TestReference.java:93)
-		at org.eclipse.jdt.internal.junit.runner.TestExecution.run(TestExecution.java:40)
-		at org.eclipse.jdt.internal.junit.runner.RemoteTestRunner.runTests(RemoteTestRunner.java:529)
-		at org.eclipse.jdt.internal.junit.runner.RemoteTestRunner.runTests(RemoteTestRunner.java:757)
-		at org.eclipse.jdt.internal.junit.runner.RemoteTestRunner.run(RemoteTestRunner.java:452)
-		at org.eclipse.jdt.internal.junit.runner.RemoteTestRunner.main(RemoteTestRunner.java:210)
+		at org.junit.runners.Suite.runChild(Suite.java:128)
+		at org.junit.runners.Suite.runChild(Suite.java:27)
+		at org.junit.runners.ParentRunner$4.run(ParentRunner.java:331)
+		at org.junit.runners.ParentRunner$1.schedule(ParentRunner.java:79)
+		at org.junit.runners.ParentRunner.runChildren(ParentRunner.java:329)
+		at org.junit.runners.ParentRunner.access$100(ParentRunner.java:66)
+		at org.junit.runners.ParentRunner$2.evaluate(ParentRunner.java:293)
+		at org.junit.runners.ParentRunner$3.evaluate(ParentRunner.java:306)
+		at org.junit.runners.ParentRunner.run(ParentRunner.java:413)
+		at org.junit.runners.Suite.runChild(Suite.java:128)
+		at org.junit.runners.Suite.runChild(Suite.java:27)
+		at org.junit.runners.ParentRunner$4.run(ParentRunner.java:331)
+		at org.junit.runners.ParentRunner$1.schedule(ParentRunner.java:79)
+		at org.junit.runners.ParentRunner.runChildren(ParentRunner.java:329)
+		at org.junit.runners.ParentRunner.access$100(ParentRunner.java:66)
+		at org.junit.runners.ParentRunner$2.evaluate(ParentRunner.java:293)
+		at org.junit.runners.ParentRunner$3.evaluate(ParentRunner.java:306)
+		at org.junit.runners.ParentRunner.run(ParentRunner.java:413)
+		at org.apache.maven.surefire.junit4.JUnit4Provider.execute(JUnit4Provider.java:316)
+		at org.apache.maven.surefire.junit4.JUnit4Provider.executeWithRerun(JUnit4Provider.java:240)
+		at org.apache.maven.surefire.junit4.JUnit4Provider.executeTestSet(JUnit4Provider.java:214)
+		at org.apache.maven.surefire.junit4.JUnit4Provider.invoke(JUnit4Provider.java:155)
+		at java.base/jdk.internal.reflect.DirectMethodHandleAccessor.invoke(DirectMethodHandleAccessor.java:103)
+		at java.base/java.lang.reflect.Method.invoke(Method.java:580)
+		at org.apache.maven.surefire.api.util.ReflectionUtils.invokeMethodWithArray2(ReflectionUtils.java:137)
+		at org.apache.maven.surefire.booter.ProviderFactory$ProviderProxy.invoke(ProviderFactory.java:148)
+		at org.apache.maven.surefire.booter.ProviderFactory.invokeProvider(ProviderFactory.java:88)
+		at org.eclipse.tycho.surefire.osgibooter.OsgiSurefireBooter.run(OsgiSurefireBooter.java:140)
+		at org.eclipse.tycho.surefire.osgibooter.HeadlessTestApplication.start(HeadlessTestApplication.java:29)
+		at org.eclipse.equinox.internal.app.EclipseAppHandle.run(EclipseAppHandle.java:219)
+		at org.eclipse.core.runtime.internal.adaptor.EclipseAppLauncher.runApplication(EclipseAppLauncher.java:149)
+		at org.eclipse.core.runtime.internal.adaptor.EclipseAppLauncher.start(EclipseAppLauncher.java:115)
+		at org.eclipse.core.runtime.adaptor.EclipseStarter.run(EclipseStarter.java:467)
+		at org.eclipse.core.runtime.adaptor.EclipseStarter.run(EclipseStarter.java:298)
+		at java.base/jdk.internal.reflect.DirectMethodHandleAccessor.invoke(DirectMethodHandleAccessor.java:103)
+		at java.base/java.lang.reflect.Method.invoke(Method.java:580)
+		at org.eclipse.equinox.launcher.Main.invokeFramework(Main.java:615)
+		at org.eclipse.equinox.launcher.Main.basicRun(Main.java:563)
+		at org.eclipse.equinox.launcher.Main.run(Main.java:1415)
+		at org.eclipse.equinox.launcher.Main.main(Main.java:1387)
 	</w:t>
         <w:br/>
       </w:r>
@@ -646,28 +748,28 @@
 		at org.eclipse.emf.ecore.util.Switch.doSwitch(Switch.java:69)
 		at org.eclipse.acceleo.query.parser.AstEvaluator.eval(AstEvaluator.java:146)
 		at org.eclipse.acceleo.query.runtime.impl.QueryEvaluationEngine.eval(QueryEvaluationEngine.java:53)
-		at org.obeonetwork.m2doc.generator.M2DocEvaluator.caseQuery(M2DocEvaluator.java:674)
+		at org.obeonetwork.m2doc.generator.M2DocEvaluator.caseQuery(M2DocEvaluator.java:705)
 		at org.obeonetwork.m2doc.generator.M2DocEvaluator.caseQuery(M2DocEvaluator.java:1)
 		at org.obeonetwork.m2doc.template.util.TemplateSwitch.doSwitch(TemplateSwitch.java:186)
 		at org.eclipse.emf.ecore.util.Switch.doSwitch(Switch.java:53)
 		at org.eclipse.emf.ecore.util.Switch.doSwitch(Switch.java:69)
-		at org.obeonetwork.m2doc.generator.M2DocEvaluator.doSwitch(M2DocEvaluator.java:2124)
-		at org.obeonetwork.m2doc.generator.M2DocEvaluator.caseBlock(M2DocEvaluator.java:2349)
+		at org.obeonetwork.m2doc.generator.M2DocEvaluator.doSwitch(M2DocEvaluator.java:2174)
+		at org.obeonetwork.m2doc.generator.M2DocEvaluator.caseBlock(M2DocEvaluator.java:2399)
 		at org.obeonetwork.m2doc.generator.M2DocEvaluator.caseBlock(M2DocEvaluator.java:1)
 		at org.obeonetwork.m2doc.template.util.TemplateSwitch.doSwitch(TemplateSwitch.java:199)
 		at org.eclipse.emf.ecore.util.Switch.doSwitch(Switch.java:53)
 		at org.eclipse.emf.ecore.util.Switch.doSwitch(Switch.java:69)
-		at org.obeonetwork.m2doc.generator.M2DocEvaluator.doSwitch(M2DocEvaluator.java:2124)
-		at org.obeonetwork.m2doc.generator.M2DocEvaluator.caseDocumentTemplate(M2DocEvaluator.java:350)
+		at org.obeonetwork.m2doc.generator.M2DocEvaluator.doSwitch(M2DocEvaluator.java:2174)
+		at org.obeonetwork.m2doc.generator.M2DocEvaluator.caseDocumentTemplate(M2DocEvaluator.java:351)
 		at org.obeonetwork.m2doc.generator.M2DocEvaluator.caseDocumentTemplate(M2DocEvaluator.java:1)
 		at org.obeonetwork.m2doc.template.util.TemplateSwitch.doSwitch(TemplateSwitch.java:279)
 		at org.eclipse.emf.ecore.util.Switch.doSwitch(Switch.java:53)
 		at org.eclipse.emf.ecore.util.Switch.doSwitch(Switch.java:69)
-		at org.obeonetwork.m2doc.generator.M2DocEvaluator.doSwitch(M2DocEvaluator.java:2124)
-		at org.obeonetwork.m2doc.generator.M2DocEvaluator.generate(M2DocEvaluator.java:334)
-		at org.obeonetwork.m2doc.util.M2DocUtils.generate(M2DocUtils.java:878)
-		at org.obeonetwork.m2doc.tests.AbstractTemplatesTestSuite.prepareoutputAndGenerate(AbstractTemplatesTestSuite.java:499)
-		at org.obeonetwork.m2doc.tests.AbstractTemplatesTestSuite.generation(AbstractTemplatesTestSuite.java:391)
+		at org.obeonetwork.m2doc.generator.M2DocEvaluator.doSwitch(M2DocEvaluator.java:2174)
+		at org.obeonetwork.m2doc.generator.M2DocEvaluator.generate(M2DocEvaluator.java:335)
+		at org.obeonetwork.m2doc.util.M2DocUtils.generate(M2DocUtils.java:823)
+		at org.obeonetwork.m2doc.tests.AbstractTemplatesTestSuite.prepareoutputAndGenerate(AbstractTemplatesTestSuite.java:552)
+		at org.obeonetwork.m2doc.tests.AbstractTemplatesTestSuite.generation(AbstractTemplatesTestSuite.java:447)
 		at java.base/jdk.internal.reflect.DirectMethodHandleAccessor.invoke(DirectMethodHandleAccessor.java:103)
 		at java.base/java.lang.reflect.Method.invoke(Method.java:580)
 		at org.junit.runners.model.FrameworkMethod$1.runReflectiveCall(FrameworkMethod.java:59)
@@ -697,12 +799,46 @@
 		at org.junit.internal.runners.statements.RunAfters.evaluate(RunAfters.java:27)
 		at org.junit.runners.ParentRunner$3.evaluate(ParentRunner.java:306)
 		at org.junit.runners.ParentRunner.run(ParentRunner.java:413)
-		at org.eclipse.jdt.internal.junit4.runner.JUnit4TestReference.run(JUnit4TestReference.java:93)
-		at org.eclipse.jdt.internal.junit.runner.TestExecution.run(TestExecution.java:40)
-		at org.eclipse.jdt.internal.junit.runner.RemoteTestRunner.runTests(RemoteTestRunner.java:529)
-		at org.eclipse.jdt.internal.junit.runner.RemoteTestRunner.runTests(RemoteTestRunner.java:757)
-		at org.eclipse.jdt.internal.junit.runner.RemoteTestRunner.run(RemoteTestRunner.java:452)
-		at org.eclipse.jdt.internal.junit.runner.RemoteTestRunner.main(RemoteTestRunner.java:210)
+		at org.junit.runners.Suite.runChild(Suite.java:128)
+		at org.junit.runners.Suite.runChild(Suite.java:27)
+		at org.junit.runners.ParentRunner$4.run(ParentRunner.java:331)
+		at org.junit.runners.ParentRunner$1.schedule(ParentRunner.java:79)
+		at org.junit.runners.ParentRunner.runChildren(ParentRunner.java:329)
+		at org.junit.runners.ParentRunner.access$100(ParentRunner.java:66)
+		at org.junit.runners.ParentRunner$2.evaluate(ParentRunner.java:293)
+		at org.junit.runners.ParentRunner$3.evaluate(ParentRunner.java:306)
+		at org.junit.runners.ParentRunner.run(ParentRunner.java:413)
+		at org.junit.runners.Suite.runChild(Suite.java:128)
+		at org.junit.runners.Suite.runChild(Suite.java:27)
+		at org.junit.runners.ParentRunner$4.run(ParentRunner.java:331)
+		at org.junit.runners.ParentRunner$1.schedule(ParentRunner.java:79)
+		at org.junit.runners.ParentRunner.runChildren(ParentRunner.java:329)
+		at org.junit.runners.ParentRunner.access$100(ParentRunner.java:66)
+		at org.junit.runners.ParentRunner$2.evaluate(ParentRunner.java:293)
+		at org.junit.runners.ParentRunner$3.evaluate(ParentRunner.java:306)
+		at org.junit.runners.ParentRunner.run(ParentRunner.java:413)
+		at org.apache.maven.surefire.junit4.JUnit4Provider.execute(JUnit4Provider.java:316)
+		at org.apache.maven.surefire.junit4.JUnit4Provider.executeWithRerun(JUnit4Provider.java:240)
+		at org.apache.maven.surefire.junit4.JUnit4Provider.executeTestSet(JUnit4Provider.java:214)
+		at org.apache.maven.surefire.junit4.JUnit4Provider.invoke(JUnit4Provider.java:155)
+		at java.base/jdk.internal.reflect.DirectMethodHandleAccessor.invoke(DirectMethodHandleAccessor.java:103)
+		at java.base/java.lang.reflect.Method.invoke(Method.java:580)
+		at org.apache.maven.surefire.api.util.ReflectionUtils.invokeMethodWithArray2(ReflectionUtils.java:137)
+		at org.apache.maven.surefire.booter.ProviderFactory$ProviderProxy.invoke(ProviderFactory.java:148)
+		at org.apache.maven.surefire.booter.ProviderFactory.invokeProvider(ProviderFactory.java:88)
+		at org.eclipse.tycho.surefire.osgibooter.OsgiSurefireBooter.run(OsgiSurefireBooter.java:140)
+		at org.eclipse.tycho.surefire.osgibooter.HeadlessTestApplication.start(HeadlessTestApplication.java:29)
+		at org.eclipse.equinox.internal.app.EclipseAppHandle.run(EclipseAppHandle.java:219)
+		at org.eclipse.core.runtime.internal.adaptor.EclipseAppLauncher.runApplication(EclipseAppLauncher.java:149)
+		at org.eclipse.core.runtime.internal.adaptor.EclipseAppLauncher.start(EclipseAppLauncher.java:115)
+		at org.eclipse.core.runtime.adaptor.EclipseStarter.run(EclipseStarter.java:467)
+		at org.eclipse.core.runtime.adaptor.EclipseStarter.run(EclipseStarter.java:298)
+		at java.base/jdk.internal.reflect.DirectMethodHandleAccessor.invoke(DirectMethodHandleAccessor.java:103)
+		at java.base/java.lang.reflect.Method.invoke(Method.java:580)
+		at org.eclipse.equinox.launcher.Main.invokeFramework(Main.java:615)
+		at org.eclipse.equinox.launcher.Main.basicRun(Main.java:563)
+		at org.eclipse.equinox.launcher.Main.run(Main.java:1415)
+		at org.eclipse.equinox.launcher.Main.main(Main.java:1387)
 	</w:t>
         <w:br/>
       </w:r>
@@ -750,28 +886,28 @@
 		at org.eclipse.emf.ecore.util.Switch.doSwitch(Switch.java:69)
 		at org.eclipse.acceleo.query.parser.AstEvaluator.eval(AstEvaluator.java:146)
 		at org.eclipse.acceleo.query.runtime.impl.QueryEvaluationEngine.eval(QueryEvaluationEngine.java:53)
-		at org.obeonetwork.m2doc.generator.M2DocEvaluator.caseQuery(M2DocEvaluator.java:674)
+		at org.obeonetwork.m2doc.generator.M2DocEvaluator.caseQuery(M2DocEvaluator.java:705)
 		at org.obeonetwork.m2doc.generator.M2DocEvaluator.caseQuery(M2DocEvaluator.java:1)
 		at org.obeonetwork.m2doc.template.util.TemplateSwitch.doSwitch(TemplateSwitch.java:186)
 		at org.eclipse.emf.ecore.util.Switch.doSwitch(Switch.java:53)
 		at org.eclipse.emf.ecore.util.Switch.doSwitch(Switch.java:69)
-		at org.obeonetwork.m2doc.generator.M2DocEvaluator.doSwitch(M2DocEvaluator.java:2124)
-		at org.obeonetwork.m2doc.generator.M2DocEvaluator.caseBlock(M2DocEvaluator.java:2349)
+		at org.obeonetwork.m2doc.generator.M2DocEvaluator.doSwitch(M2DocEvaluator.java:2174)
+		at org.obeonetwork.m2doc.generator.M2DocEvaluator.caseBlock(M2DocEvaluator.java:2399)
 		at org.obeonetwork.m2doc.generator.M2DocEvaluator.caseBlock(M2DocEvaluator.java:1)
 		at org.obeonetwork.m2doc.template.util.TemplateSwitch.doSwitch(TemplateSwitch.java:199)
 		at org.eclipse.emf.ecore.util.Switch.doSwitch(Switch.java:53)
 		at org.eclipse.emf.ecore.util.Switch.doSwitch(Switch.java:69)
-		at org.obeonetwork.m2doc.generator.M2DocEvaluator.doSwitch(M2DocEvaluator.java:2124)
-		at org.obeonetwork.m2doc.generator.M2DocEvaluator.caseDocumentTemplate(M2DocEvaluator.java:350)
+		at org.obeonetwork.m2doc.generator.M2DocEvaluator.doSwitch(M2DocEvaluator.java:2174)
+		at org.obeonetwork.m2doc.generator.M2DocEvaluator.caseDocumentTemplate(M2DocEvaluator.java:351)
 		at org.obeonetwork.m2doc.generator.M2DocEvaluator.caseDocumentTemplate(M2DocEvaluator.java:1)
 		at org.obeonetwork.m2doc.template.util.TemplateSwitch.doSwitch(TemplateSwitch.java:279)
 		at org.eclipse.emf.ecore.util.Switch.doSwitch(Switch.java:53)
 		at org.eclipse.emf.ecore.util.Switch.doSwitch(Switch.java:69)
-		at org.obeonetwork.m2doc.generator.M2DocEvaluator.doSwitch(M2DocEvaluator.java:2124)
-		at org.obeonetwork.m2doc.generator.M2DocEvaluator.generate(M2DocEvaluator.java:334)
-		at org.obeonetwork.m2doc.util.M2DocUtils.generate(M2DocUtils.java:878)
-		at org.obeonetwork.m2doc.tests.AbstractTemplatesTestSuite.prepareoutputAndGenerate(AbstractTemplatesTestSuite.java:499)
-		at org.obeonetwork.m2doc.tests.AbstractTemplatesTestSuite.generation(AbstractTemplatesTestSuite.java:391)
+		at org.obeonetwork.m2doc.generator.M2DocEvaluator.doSwitch(M2DocEvaluator.java:2174)
+		at org.obeonetwork.m2doc.generator.M2DocEvaluator.generate(M2DocEvaluator.java:335)
+		at org.obeonetwork.m2doc.util.M2DocUtils.generate(M2DocUtils.java:823)
+		at org.obeonetwork.m2doc.tests.AbstractTemplatesTestSuite.prepareoutputAndGenerate(AbstractTemplatesTestSuite.java:552)
+		at org.obeonetwork.m2doc.tests.AbstractTemplatesTestSuite.generation(AbstractTemplatesTestSuite.java:447)
 		at java.base/jdk.internal.reflect.DirectMethodHandleAccessor.invoke(DirectMethodHandleAccessor.java:103)
 		at java.base/java.lang.reflect.Method.invoke(Method.java:580)
 		at org.junit.runners.model.FrameworkMethod$1.runReflectiveCall(FrameworkMethod.java:59)
@@ -801,12 +937,46 @@
 		at org.junit.internal.runners.statements.RunAfters.evaluate(RunAfters.java:27)
 		at org.junit.runners.ParentRunner$3.evaluate(ParentRunner.java:306)
 		at org.junit.runners.ParentRunner.run(ParentRunner.java:413)
-		at org.eclipse.jdt.internal.junit4.runner.JUnit4TestReference.run(JUnit4TestReference.java:93)
-		at org.eclipse.jdt.internal.junit.runner.TestExecution.run(TestExecution.java:40)
-		at org.eclipse.jdt.internal.junit.runner.RemoteTestRunner.runTests(RemoteTestRunner.java:529)
-		at org.eclipse.jdt.internal.junit.runner.RemoteTestRunner.runTests(RemoteTestRunner.java:757)
-		at org.eclipse.jdt.internal.junit.runner.RemoteTestRunner.run(RemoteTestRunner.java:452)
-		at org.eclipse.jdt.internal.junit.runner.RemoteTestRunner.main(RemoteTestRunner.java:210)
+		at org.junit.runners.Suite.runChild(Suite.java:128)
+		at org.junit.runners.Suite.runChild(Suite.java:27)
+		at org.junit.runners.ParentRunner$4.run(ParentRunner.java:331)
+		at org.junit.runners.ParentRunner$1.schedule(ParentRunner.java:79)
+		at org.junit.runners.ParentRunner.runChildren(ParentRunner.java:329)
+		at org.junit.runners.ParentRunner.access$100(ParentRunner.java:66)
+		at org.junit.runners.ParentRunner$2.evaluate(ParentRunner.java:293)
+		at org.junit.runners.ParentRunner$3.evaluate(ParentRunner.java:306)
+		at org.junit.runners.ParentRunner.run(ParentRunner.java:413)
+		at org.junit.runners.Suite.runChild(Suite.java:128)
+		at org.junit.runners.Suite.runChild(Suite.java:27)
+		at org.junit.runners.ParentRunner$4.run(ParentRunner.java:331)
+		at org.junit.runners.ParentRunner$1.schedule(ParentRunner.java:79)
+		at org.junit.runners.ParentRunner.runChildren(ParentRunner.java:329)
+		at org.junit.runners.ParentRunner.access$100(ParentRunner.java:66)
+		at org.junit.runners.ParentRunner$2.evaluate(ParentRunner.java:293)
+		at org.junit.runners.ParentRunner$3.evaluate(ParentRunner.java:306)
+		at org.junit.runners.ParentRunner.run(ParentRunner.java:413)
+		at org.apache.maven.surefire.junit4.JUnit4Provider.execute(JUnit4Provider.java:316)
+		at org.apache.maven.surefire.junit4.JUnit4Provider.executeWithRerun(JUnit4Provider.java:240)
+		at org.apache.maven.surefire.junit4.JUnit4Provider.executeTestSet(JUnit4Provider.java:214)
+		at org.apache.maven.surefire.junit4.JUnit4Provider.invoke(JUnit4Provider.java:155)
+		at java.base/jdk.internal.reflect.DirectMethodHandleAccessor.invoke(DirectMethodHandleAccessor.java:103)
+		at java.base/java.lang.reflect.Method.invoke(Method.java:580)
+		at org.apache.maven.surefire.api.util.ReflectionUtils.invokeMethodWithArray2(ReflectionUtils.java:137)
+		at org.apache.maven.surefire.booter.ProviderFactory$ProviderProxy.invoke(ProviderFactory.java:148)
+		at org.apache.maven.surefire.booter.ProviderFactory.invokeProvider(ProviderFactory.java:88)
+		at org.eclipse.tycho.surefire.osgibooter.OsgiSurefireBooter.run(OsgiSurefireBooter.java:140)
+		at org.eclipse.tycho.surefire.osgibooter.HeadlessTestApplication.start(HeadlessTestApplication.java:29)
+		at org.eclipse.equinox.internal.app.EclipseAppHandle.run(EclipseAppHandle.java:219)
+		at org.eclipse.core.runtime.internal.adaptor.EclipseAppLauncher.runApplication(EclipseAppLauncher.java:149)
+		at org.eclipse.core.runtime.internal.adaptor.EclipseAppLauncher.start(EclipseAppLauncher.java:115)
+		at org.eclipse.core.runtime.adaptor.EclipseStarter.run(EclipseStarter.java:467)
+		at org.eclipse.core.runtime.adaptor.EclipseStarter.run(EclipseStarter.java:298)
+		at java.base/jdk.internal.reflect.DirectMethodHandleAccessor.invoke(DirectMethodHandleAccessor.java:103)
+		at java.base/java.lang.reflect.Method.invoke(Method.java:580)
+		at org.eclipse.equinox.launcher.Main.invokeFramework(Main.java:615)
+		at org.eclipse.equinox.launcher.Main.basicRun(Main.java:563)
+		at org.eclipse.equinox.launcher.Main.run(Main.java:1415)
+		at org.eclipse.equinox.launcher.Main.main(Main.java:1387)
 	</w:t>
         <w:br/>
       </w:r>
@@ -854,28 +1024,28 @@
 		at org.eclipse.emf.ecore.util.Switch.doSwitch(Switch.java:69)
 		at org.eclipse.acceleo.query.parser.AstEvaluator.eval(AstEvaluator.java:146)
 		at org.eclipse.acceleo.query.runtime.impl.QueryEvaluationEngine.eval(QueryEvaluationEngine.java:53)
-		at org.obeonetwork.m2doc.generator.M2DocEvaluator.caseQuery(M2DocEvaluator.java:674)
+		at org.obeonetwork.m2doc.generator.M2DocEvaluator.caseQuery(M2DocEvaluator.java:705)
 		at org.obeonetwork.m2doc.generator.M2DocEvaluator.caseQuery(M2DocEvaluator.java:1)
 		at org.obeonetwork.m2doc.template.util.TemplateSwitch.doSwitch(TemplateSwitch.java:186)
 		at org.eclipse.emf.ecore.util.Switch.doSwitch(Switch.java:53)
 		at org.eclipse.emf.ecore.util.Switch.doSwitch(Switch.java:69)
-		at org.obeonetwork.m2doc.generator.M2DocEvaluator.doSwitch(M2DocEvaluator.java:2124)
-		at org.obeonetwork.m2doc.generator.M2DocEvaluator.caseBlock(M2DocEvaluator.java:2349)
+		at org.obeonetwork.m2doc.generator.M2DocEvaluator.doSwitch(M2DocEvaluator.java:2174)
+		at org.obeonetwork.m2doc.generator.M2DocEvaluator.caseBlock(M2DocEvaluator.java:2399)
 		at org.obeonetwork.m2doc.generator.M2DocEvaluator.caseBlock(M2DocEvaluator.java:1)
 		at org.obeonetwork.m2doc.template.util.TemplateSwitch.doSwitch(TemplateSwitch.java:199)
 		at org.eclipse.emf.ecore.util.Switch.doSwitch(Switch.java:53)
 		at org.eclipse.emf.ecore.util.Switch.doSwitch(Switch.java:69)
-		at org.obeonetwork.m2doc.generator.M2DocEvaluator.doSwitch(M2DocEvaluator.java:2124)
-		at org.obeonetwork.m2doc.generator.M2DocEvaluator.caseDocumentTemplate(M2DocEvaluator.java:350)
+		at org.obeonetwork.m2doc.generator.M2DocEvaluator.doSwitch(M2DocEvaluator.java:2174)
+		at org.obeonetwork.m2doc.generator.M2DocEvaluator.caseDocumentTemplate(M2DocEvaluator.java:351)
 		at org.obeonetwork.m2doc.generator.M2DocEvaluator.caseDocumentTemplate(M2DocEvaluator.java:1)
 		at org.obeonetwork.m2doc.template.util.TemplateSwitch.doSwitch(TemplateSwitch.java:279)
 		at org.eclipse.emf.ecore.util.Switch.doSwitch(Switch.java:53)
 		at org.eclipse.emf.ecore.util.Switch.doSwitch(Switch.java:69)
-		at org.obeonetwork.m2doc.generator.M2DocEvaluator.doSwitch(M2DocEvaluator.java:2124)
-		at org.obeonetwork.m2doc.generator.M2DocEvaluator.generate(M2DocEvaluator.java:334)
-		at org.obeonetwork.m2doc.util.M2DocUtils.generate(M2DocUtils.java:878)
-		at org.obeonetwork.m2doc.tests.AbstractTemplatesTestSuite.prepareoutputAndGenerate(AbstractTemplatesTestSuite.java:499)
-		at org.obeonetwork.m2doc.tests.AbstractTemplatesTestSuite.generation(AbstractTemplatesTestSuite.java:391)
+		at org.obeonetwork.m2doc.generator.M2DocEvaluator.doSwitch(M2DocEvaluator.java:2174)
+		at org.obeonetwork.m2doc.generator.M2DocEvaluator.generate(M2DocEvaluator.java:335)
+		at org.obeonetwork.m2doc.util.M2DocUtils.generate(M2DocUtils.java:823)
+		at org.obeonetwork.m2doc.tests.AbstractTemplatesTestSuite.prepareoutputAndGenerate(AbstractTemplatesTestSuite.java:552)
+		at org.obeonetwork.m2doc.tests.AbstractTemplatesTestSuite.generation(AbstractTemplatesTestSuite.java:447)
 		at java.base/jdk.internal.reflect.DirectMethodHandleAccessor.invoke(DirectMethodHandleAccessor.java:103)
 		at java.base/java.lang.reflect.Method.invoke(Method.java:580)
 		at org.junit.runners.model.FrameworkMethod$1.runReflectiveCall(FrameworkMethod.java:59)
@@ -905,12 +1075,46 @@
 		at org.junit.internal.runners.statements.RunAfters.evaluate(RunAfters.java:27)
 		at org.junit.runners.ParentRunner$3.evaluate(ParentRunner.java:306)
 		at org.junit.runners.ParentRunner.run(ParentRunner.java:413)
-		at org.eclipse.jdt.internal.junit4.runner.JUnit4TestReference.run(JUnit4TestReference.java:93)
-		at org.eclipse.jdt.internal.junit.runner.TestExecution.run(TestExecution.java:40)
-		at org.eclipse.jdt.internal.junit.runner.RemoteTestRunner.runTests(RemoteTestRunner.java:529)
-		at org.eclipse.jdt.internal.junit.runner.RemoteTestRunner.runTests(RemoteTestRunner.java:757)
-		at org.eclipse.jdt.internal.junit.runner.RemoteTestRunner.run(RemoteTestRunner.java:452)
-		at org.eclipse.jdt.internal.junit.runner.RemoteTestRunner.main(RemoteTestRunner.java:210)
+		at org.junit.runners.Suite.runChild(Suite.java:128)
+		at org.junit.runners.Suite.runChild(Suite.java:27)
+		at org.junit.runners.ParentRunner$4.run(ParentRunner.java:331)
+		at org.junit.runners.ParentRunner$1.schedule(ParentRunner.java:79)
+		at org.junit.runners.ParentRunner.runChildren(ParentRunner.java:329)
+		at org.junit.runners.ParentRunner.access$100(ParentRunner.java:66)
+		at org.junit.runners.ParentRunner$2.evaluate(ParentRunner.java:293)
+		at org.junit.runners.ParentRunner$3.evaluate(ParentRunner.java:306)
+		at org.junit.runners.ParentRunner.run(ParentRunner.java:413)
+		at org.junit.runners.Suite.runChild(Suite.java:128)
+		at org.junit.runners.Suite.runChild(Suite.java:27)
+		at org.junit.runners.ParentRunner$4.run(ParentRunner.java:331)
+		at org.junit.runners.ParentRunner$1.schedule(ParentRunner.java:79)
+		at org.junit.runners.ParentRunner.runChildren(ParentRunner.java:329)
+		at org.junit.runners.ParentRunner.access$100(ParentRunner.java:66)
+		at org.junit.runners.ParentRunner$2.evaluate(ParentRunner.java:293)
+		at org.junit.runners.ParentRunner$3.evaluate(ParentRunner.java:306)
+		at org.junit.runners.ParentRunner.run(ParentRunner.java:413)
+		at org.apache.maven.surefire.junit4.JUnit4Provider.execute(JUnit4Provider.java:316)
+		at org.apache.maven.surefire.junit4.JUnit4Provider.executeWithRerun(JUnit4Provider.java:240)
+		at org.apache.maven.surefire.junit4.JUnit4Provider.executeTestSet(JUnit4Provider.java:214)
+		at org.apache.maven.surefire.junit4.JUnit4Provider.invoke(JUnit4Provider.java:155)
+		at java.base/jdk.internal.reflect.DirectMethodHandleAccessor.invoke(DirectMethodHandleAccessor.java:103)
+		at java.base/java.lang.reflect.Method.invoke(Method.java:580)
+		at org.apache.maven.surefire.api.util.ReflectionUtils.invokeMethodWithArray2(ReflectionUtils.java:137)
+		at org.apache.maven.surefire.booter.ProviderFactory$ProviderProxy.invoke(ProviderFactory.java:148)
+		at org.apache.maven.surefire.booter.ProviderFactory.invokeProvider(ProviderFactory.java:88)
+		at org.eclipse.tycho.surefire.osgibooter.OsgiSurefireBooter.run(OsgiSurefireBooter.java:140)
+		at org.eclipse.tycho.surefire.osgibooter.HeadlessTestApplication.start(HeadlessTestApplication.java:29)
+		at org.eclipse.equinox.internal.app.EclipseAppHandle.run(EclipseAppHandle.java:219)
+		at org.eclipse.core.runtime.internal.adaptor.EclipseAppLauncher.runApplication(EclipseAppLauncher.java:149)
+		at org.eclipse.core.runtime.internal.adaptor.EclipseAppLauncher.start(EclipseAppLauncher.java:115)
+		at org.eclipse.core.runtime.adaptor.EclipseStarter.run(EclipseStarter.java:467)
+		at org.eclipse.core.runtime.adaptor.EclipseStarter.run(EclipseStarter.java:298)
+		at java.base/jdk.internal.reflect.DirectMethodHandleAccessor.invoke(DirectMethodHandleAccessor.java:103)
+		at java.base/java.lang.reflect.Method.invoke(Method.java:580)
+		at org.eclipse.equinox.launcher.Main.invokeFramework(Main.java:615)
+		at org.eclipse.equinox.launcher.Main.basicRun(Main.java:563)
+		at org.eclipse.equinox.launcher.Main.run(Main.java:1415)
+		at org.eclipse.equinox.launcher.Main.main(Main.java:1387)
 	</w:t>
         <w:br/>
       </w:r>
